--- a/paper/out/SyntheticSilence_Journal_Draft.docx
+++ b/paper/out/SyntheticSilence_Journal_Draft.docx
@@ -18482,7 +18482,7 @@
           <w:i w:val="0"/>
           <w:sz w:val="22"/>
         </w:rPr>
-        <w:t>The authors thank the maintainers of the FEVER, OpenAlex and Wikipedia resources. [Funding and acknowledgements to be completed.]</w:t>
+        <w:t>The authors thank the maintainers of the FEVER, OpenAlex and Wikipedia resources.</w:t>
       </w:r>
     </w:p>
     <w:p>
